--- a/USAN标准指南.docx
+++ b/USAN标准指南.docx
@@ -53,6 +53,11 @@
         <w:t>1.2 USAN 抗体命名规则</w:t>
       </w:r>
     </w:p>
+    <w:p>
+      <w:r>
+        <w:t>重要说明：USAN/INN 命名后缀是根据抗体的制备技术分配的，不是根据序列同源性百分比。</w:t>
+      </w:r>
+    </w:p>
     <w:tbl>
       <w:tblPr>
         <w:tblStyle w:val="TableGrid"/>
@@ -102,7 +107,7 @@
               <w:rPr>
                 <w:b/>
               </w:rPr>
-              <w:t>FR 身份要求</w:t>
+              <w:t>制备技术</w:t>
             </w:r>
           </w:p>
         </w:tc>
@@ -127,7 +132,49 @@
           </w:tcPr>
           <w:p>
             <w:r>
-              <w:t>-zumab</w:t>
+              <w:t>-umab/-tug</w:t>
+            </w:r>
+          </w:p>
+        </w:tc>
+        <w:tc>
+          <w:tcPr>
+            <w:tcW w:type="dxa" w:w="2160"/>
+          </w:tcPr>
+          <w:p>
+            <w:r>
+              <w:t>全人源 (Fully Human)</w:t>
+            </w:r>
+          </w:p>
+        </w:tc>
+        <w:tc>
+          <w:tcPr>
+            <w:tcW w:type="dxa" w:w="2160"/>
+          </w:tcPr>
+          <w:p>
+            <w:r>
+              <w:t>转基因小鼠、噬菌体展示</w:t>
+            </w:r>
+          </w:p>
+        </w:tc>
+        <w:tc>
+          <w:tcPr>
+            <w:tcW w:type="dxa" w:w="2160"/>
+          </w:tcPr>
+          <w:p>
+            <w:r>
+              <w:t>Adalimumab (阿达木单抗)</w:t>
+            </w:r>
+          </w:p>
+        </w:tc>
+      </w:tr>
+      <w:tr>
+        <w:tc>
+          <w:tcPr>
+            <w:tcW w:type="dxa" w:w="2160"/>
+          </w:tcPr>
+          <w:p>
+            <w:r>
+              <w:t>-zumab/-zug</w:t>
             </w:r>
           </w:p>
         </w:tc>
@@ -147,7 +194,7 @@
           </w:tcPr>
           <w:p>
             <w:r>
-              <w:t>FR ≥ 85%</w:t>
+              <w:t>CDR 移植技术</w:t>
             </w:r>
           </w:p>
         </w:tc>
@@ -169,7 +216,7 @@
           </w:tcPr>
           <w:p>
             <w:r>
-              <w:t>-xi-</w:t>
+              <w:t>-ximab/-cig</w:t>
             </w:r>
           </w:p>
         </w:tc>
@@ -189,7 +236,7 @@
           </w:tcPr>
           <w:p>
             <w:r>
-              <w:t>FR 70-85%</w:t>
+              <w:t>鼠 V 区 + 人 C 区融合</w:t>
             </w:r>
           </w:p>
         </w:tc>
@@ -211,7 +258,7 @@
           </w:tcPr>
           <w:p>
             <w:r>
-              <w:t>-o-</w:t>
+              <w:t>-omab</w:t>
             </w:r>
           </w:p>
         </w:tc>
@@ -231,7 +278,7 @@
           </w:tcPr>
           <w:p>
             <w:r>
-              <w:t>FR &lt; 70%</w:t>
+              <w:t>杂交瘤等传统技术</w:t>
             </w:r>
           </w:p>
         </w:tc>
@@ -258,7 +305,7 @@
     </w:p>
     <w:p>
       <w:r>
-        <w:t>是的，USAN 是抗体人源化评估的金标准之一，但需要注意：</w:t>
+        <w:t>USAN 是抗体命名的官方标准，但需要理解以下关键点：</w:t>
       </w:r>
     </w:p>
     <w:p>
@@ -298,7 +345,7 @@
         <w:rPr>
           <w:b/>
         </w:rPr>
-        <w:t>评估基础</w:t>
+        <w:t>命名基于技术方法</w:t>
       </w:r>
     </w:p>
     <w:p>
@@ -306,7 +353,7 @@
         <w:pStyle w:val="ListBullet"/>
       </w:pPr>
       <w:r>
-        <w:t>基于 IMGT 编号系统（国际免疫遗传学信息系统）</w:t>
+        <w:t>命名后缀根据制备技术分配（转基因小鼠、CDR移植、噬菌体展示等）</w:t>
       </w:r>
     </w:p>
     <w:p>
@@ -314,7 +361,7 @@
         <w:pStyle w:val="ListBullet"/>
       </w:pPr>
       <w:r>
-        <w:t>评估 FR 身份（框架区同源性），不包括 CDR</w:t>
+        <w:t>不基于序列同源性百分比阈值</w:t>
       </w:r>
     </w:p>
     <w:p>
@@ -322,7 +369,47 @@
         <w:pStyle w:val="ListBullet"/>
       </w:pPr>
       <w:r>
-        <w:t>使用 WHO/INN 国际标准</w:t>
+        <w:t>需要了解制造工艺才能确定官方分类</w:t>
+      </w:r>
+    </w:p>
+    <w:p>
+      <w:r>
+        <w:rPr>
+          <w:b/>
+        </w:rPr>
+        <w:t>学术近似标准（非官方）</w:t>
+      </w:r>
+    </w:p>
+    <w:p>
+      <w:pPr>
+        <w:pStyle w:val="ListBullet"/>
+      </w:pPr>
+      <w:r>
+        <w:t>文献中常用 FR 同源性阈值进行估计</w:t>
+      </w:r>
+    </w:p>
+    <w:p>
+      <w:pPr>
+        <w:pStyle w:val="ListBullet"/>
+      </w:pPr>
+      <w:r>
+        <w:t>FR ≥ 95%：可能来自转基因小鼠/噬菌体展示</w:t>
+      </w:r>
+    </w:p>
+    <w:p>
+      <w:pPr>
+        <w:pStyle w:val="ListBullet"/>
+      </w:pPr>
+      <w:r>
+        <w:t>FR ≥ 85%：可能来自 CDR 移植技术</w:t>
+      </w:r>
+    </w:p>
+    <w:p>
+      <w:pPr>
+        <w:pStyle w:val="ListBullet"/>
+      </w:pPr>
+      <w:r>
+        <w:t>FR ≥ 70%：可能来自鼠源 V 区 + 人源 C 区</w:t>
       </w:r>
     </w:p>
     <w:p>
@@ -339,14 +426,6 @@
       </w:pPr>
       <w:r>
         <w:t>仅评估 FR 身份：不考虑 CDR 身份</w:t>
-      </w:r>
-    </w:p>
-    <w:p>
-      <w:pPr>
-        <w:pStyle w:val="ListBullet"/>
-      </w:pPr>
-      <w:r>
-        <w:t>静态阈值：85% 的阈值是经验值，不是绝对标准</w:t>
       </w:r>
     </w:p>
     <w:p>
@@ -1174,6 +1253,11 @@
     </w:p>
     <w:p>
       <w:r>
+        <w:t>注意：命名基于制备技术，而非序列同源性百分比。</w:t>
+      </w:r>
+    </w:p>
+    <w:p>
+      <w:r>
         <w:rPr>
           <w:b/>
         </w:rPr>
@@ -1185,7 +1269,7 @@
         <w:pStyle w:val="Quote"/>
       </w:pPr>
       <w:r>
-        <w:t>"该抗体采用 CDR 移植技术进行人源化，基于 IMGT 编号系统评估，重链 FR 同源性为 85.2%，轻链 FR 同源性为 92.3%，符合 USAN/WHO 人源化抗体标准。"</w:t>
+        <w:t>"该抗体采用 CDR 移植技术进行人源化，基于 IMGT 编号系统评估，重链 FR 同源性为 85.2%，轻链 FR 同源性为 92.3%。根据制备技术，该抗体被命名为人源化抗体 (-zumab)。"</w:t>
       </w:r>
     </w:p>
     <w:p>
@@ -1201,7 +1285,7 @@
         <w:pStyle w:val="Quote"/>
       </w:pPr>
       <w:r>
-        <w:t>"人源化程度评估采用 USAN/WHO 标准 (WHO, 2012)，使用 IMGT 编号系统 (Lefranc et al., 1999)。FR 同源性定义为框架区 (FR1+FR2+FR3，排除 FR4) 中与人 germline 相同残基的比例。"</w:t>
+        <w:t>"人源化程度评估使用 IMGT 编号系统 (Lefranc et al., 1999)。FR 同源性定义为框架区 (FR1+FR2+FR3，排除 FR4) 中与人 germline 相同残基的比例。命名基于制备技术（WHO/INN 标准）。"</w:t>
       </w:r>
     </w:p>
     <w:p>
@@ -1217,7 +1301,7 @@
         <w:pStyle w:val="Quote"/>
       </w:pPr>
       <w:r>
-        <w:t>"表 X 展示了人源化评估结果。根据 USAN 标准 (FR ≥ 85% = 人源化)，该抗体被归类为人源化抗体 (-zumab)。"</w:t>
+        <w:t>"表 X 展示了人源化评估结果。该抗体 FR 同源性为 85.2%，基于 CDR 移植制备技术，被命名为人源化抗体 (-zumab)。"</w:t>
       </w:r>
     </w:p>
     <w:p/>
@@ -1980,7 +2064,12 @@
     </w:p>
     <w:p>
       <w:r>
-        <w:t>USAN/WHO 标准：全人源抗体使用 -umab 后缀</w:t>
+        <w:t>USAN/INN 标准：根据制备技术分配命名后缀</w:t>
+      </w:r>
+    </w:p>
+    <w:p>
+      <w:r>
+        <w:t>2022年INN更新引入了新后缀（-tug, -zug, -cig），同时保留传统后缀（-umab, -zumab, -ximab）</w:t>
       </w:r>
     </w:p>
     <w:tbl>
@@ -2043,7 +2132,7 @@
           </w:tcPr>
           <w:p>
             <w:r>
-              <w:t>-umab</w:t>
+              <w:t>-umab/-tug</w:t>
             </w:r>
           </w:p>
         </w:tc>
@@ -2075,7 +2164,7 @@
           </w:tcPr>
           <w:p>
             <w:r>
-              <w:t>-zumab</w:t>
+              <w:t>-zumab/-zug</w:t>
             </w:r>
           </w:p>
         </w:tc>
@@ -2107,7 +2196,7 @@
           </w:tcPr>
           <w:p>
             <w:r>
-              <w:t>-ximab</w:t>
+              <w:t>-ximab/-cig</w:t>
             </w:r>
           </w:p>
         </w:tc>
@@ -2794,7 +2883,7 @@
           </w:tcPr>
           <w:p>
             <w:r>
-              <w:t>FR 同源性</w:t>
+              <w:t>FR 同源性（典型值）</w:t>
             </w:r>
           </w:p>
         </w:tc>
@@ -2826,7 +2915,7 @@
           </w:tcPr>
           <w:p>
             <w:r>
-              <w:t>CDR 同源性</w:t>
+              <w:t>CDR 同源性（典型值）</w:t>
             </w:r>
           </w:p>
         </w:tc>
@@ -2900,7 +2989,7 @@
           </w:tcPr>
           <w:p>
             <w:r>
-              <w:t>-umab</w:t>
+              <w:t>-umab/-tug</w:t>
             </w:r>
           </w:p>
         </w:tc>
@@ -2910,7 +2999,7 @@
           </w:tcPr>
           <w:p>
             <w:r>
-              <w:t>-zumab</w:t>
+              <w:t>-zumab/-zug</w:t>
             </w:r>
           </w:p>
         </w:tc>
